--- a/Facade & Iterator Abstractions.docx
+++ b/Facade & Iterator Abstractions.docx
@@ -152,7 +152,6 @@
         <w:t xml:space="preserve">The main entry point for client applications. It provides simple methods like </w:t>
       </w:r>
       <w:proofErr w:type="spellStart"/>
-      <w:proofErr w:type="gramStart"/>
       <w:r>
         <w:rPr>
           <w:sz w:val="28"/>
@@ -166,18 +165,9 @@
           <w:sz w:val="28"/>
           <w:szCs w:val="28"/>
         </w:rPr>
-        <w:t>(</w:t>
-      </w:r>
-      <w:proofErr w:type="gramEnd"/>
-      <w:r>
-        <w:rPr>
-          <w:sz w:val="28"/>
-          <w:szCs w:val="28"/>
-        </w:rPr>
-        <w:t xml:space="preserve">), </w:t>
-      </w:r>
-      <w:proofErr w:type="spellStart"/>
-      <w:proofErr w:type="gramStart"/>
+        <w:t xml:space="preserve">(), </w:t>
+      </w:r>
+      <w:proofErr w:type="spellStart"/>
       <w:r>
         <w:rPr>
           <w:sz w:val="28"/>
@@ -191,18 +181,9 @@
           <w:sz w:val="28"/>
           <w:szCs w:val="28"/>
         </w:rPr>
-        <w:t>(</w:t>
-      </w:r>
-      <w:proofErr w:type="gramEnd"/>
-      <w:r>
-        <w:rPr>
-          <w:sz w:val="28"/>
-          <w:szCs w:val="28"/>
-        </w:rPr>
-        <w:t xml:space="preserve">), </w:t>
-      </w:r>
-      <w:proofErr w:type="spellStart"/>
-      <w:proofErr w:type="gramStart"/>
+        <w:t xml:space="preserve">(), </w:t>
+      </w:r>
+      <w:proofErr w:type="spellStart"/>
       <w:r>
         <w:rPr>
           <w:sz w:val="28"/>
@@ -216,18 +197,9 @@
           <w:sz w:val="28"/>
           <w:szCs w:val="28"/>
         </w:rPr>
-        <w:t>(</w:t>
-      </w:r>
-      <w:proofErr w:type="gramEnd"/>
-      <w:r>
-        <w:rPr>
-          <w:sz w:val="28"/>
-          <w:szCs w:val="28"/>
-        </w:rPr>
-        <w:t xml:space="preserve">), and </w:t>
-      </w:r>
-      <w:proofErr w:type="spellStart"/>
-      <w:proofErr w:type="gramStart"/>
+        <w:t xml:space="preserve">(), and </w:t>
+      </w:r>
+      <w:proofErr w:type="spellStart"/>
       <w:r>
         <w:rPr>
           <w:sz w:val="28"/>
@@ -241,15 +213,7 @@
           <w:sz w:val="28"/>
           <w:szCs w:val="28"/>
         </w:rPr>
-        <w:t>(</w:t>
-      </w:r>
-      <w:proofErr w:type="gramEnd"/>
-      <w:r>
-        <w:rPr>
-          <w:sz w:val="28"/>
-          <w:szCs w:val="28"/>
-        </w:rPr>
-        <w:t>).</w:t>
+        <w:t>().</w:t>
       </w:r>
     </w:p>
     <w:p>
@@ -535,23 +499,7 @@
           <w:sz w:val="28"/>
           <w:szCs w:val="28"/>
         </w:rPr>
-        <w:t xml:space="preserve"> system </w:t>
-      </w:r>
-      <w:proofErr w:type="gramStart"/>
-      <w:r>
-        <w:rPr>
-          <w:sz w:val="28"/>
-          <w:szCs w:val="28"/>
-        </w:rPr>
-        <w:t>says</w:t>
-      </w:r>
-      <w:proofErr w:type="gramEnd"/>
-      <w:r>
-        <w:rPr>
-          <w:sz w:val="28"/>
-          <w:szCs w:val="28"/>
-        </w:rPr>
-        <w:t xml:space="preserve"> "Order Placed", it simply calls </w:t>
+        <w:t xml:space="preserve"> system says "Order Placed", it simply calls </w:t>
       </w:r>
       <w:proofErr w:type="spellStart"/>
       <w:r>
@@ -639,6 +587,107 @@
           <w:szCs w:val="28"/>
         </w:rPr>
         <w:t>.</w:t>
+      </w:r>
+    </w:p>
+    <w:p>
+      <w:pPr>
+        <w:rPr>
+          <w:sz w:val="28"/>
+          <w:szCs w:val="28"/>
+        </w:rPr>
+      </w:pPr>
+      <w:r>
+        <w:rPr>
+          <w:sz w:val="28"/>
+          <w:szCs w:val="28"/>
+        </w:rPr>
+        <w:t>What part of the design is expected to vary</w:t>
+      </w:r>
+      <w:r>
+        <w:rPr>
+          <w:b/>
+          <w:bCs/>
+          <w:sz w:val="28"/>
+          <w:szCs w:val="28"/>
+        </w:rPr>
+        <w:t>:</w:t>
+      </w:r>
+      <w:r>
+        <w:rPr>
+          <w:sz w:val="28"/>
+          <w:szCs w:val="28"/>
+        </w:rPr>
+        <w:t xml:space="preserve"> The specific client applications integrating with TIVIDY (such as </w:t>
+      </w:r>
+      <w:proofErr w:type="spellStart"/>
+      <w:r>
+        <w:rPr>
+          <w:sz w:val="28"/>
+          <w:szCs w:val="28"/>
+        </w:rPr>
+        <w:t>ArkhamExpress</w:t>
+      </w:r>
+      <w:proofErr w:type="spellEnd"/>
+      <w:r>
+        <w:rPr>
+          <w:sz w:val="28"/>
+          <w:szCs w:val="28"/>
+        </w:rPr>
+        <w:t xml:space="preserve">) </w:t>
+      </w:r>
+      <w:r>
+        <w:rPr>
+          <w:sz w:val="28"/>
+          <w:szCs w:val="28"/>
+        </w:rPr>
+        <w:t xml:space="preserve">and the sequence of internal subsystem interactions (using components like </w:t>
+      </w:r>
+      <w:proofErr w:type="spellStart"/>
+      <w:r>
+        <w:rPr>
+          <w:sz w:val="28"/>
+          <w:szCs w:val="28"/>
+        </w:rPr>
+        <w:t>HistoryManager</w:t>
+      </w:r>
+      <w:proofErr w:type="spellEnd"/>
+      <w:r>
+        <w:rPr>
+          <w:sz w:val="28"/>
+          <w:szCs w:val="28"/>
+        </w:rPr>
+        <w:t xml:space="preserve"> and </w:t>
+      </w:r>
+      <w:proofErr w:type="spellStart"/>
+      <w:r>
+        <w:rPr>
+          <w:sz w:val="28"/>
+          <w:szCs w:val="28"/>
+        </w:rPr>
+        <w:t>EventSource</w:t>
+      </w:r>
+      <w:proofErr w:type="spellEnd"/>
+      <w:r>
+        <w:rPr>
+          <w:sz w:val="28"/>
+          <w:szCs w:val="28"/>
+        </w:rPr>
+        <w:t>) required to perform high-level workflow operations.</w:t>
+      </w:r>
+    </w:p>
+    <w:p>
+      <w:pPr>
+        <w:rPr>
+          <w:sz w:val="28"/>
+          <w:szCs w:val="28"/>
+        </w:rPr>
+      </w:pPr>
+      <w:r>
+        <w:rPr>
+          <w:sz w:val="28"/>
+          <w:szCs w:val="28"/>
+        </w:rPr>
+        <w:t>Why the selected pattern is appropriate: It completely decouples external business systems from the complex internal architecture of the workflow engine. By providing a simplified entry point, the engine's internal classes can be independently modified or expanded without breaking the external applications that rely on it to start and manage workflow instances.</w:t>
       </w:r>
     </w:p>
     <w:p>
@@ -657,6 +706,7 @@
           <w:u w:val="single"/>
           <w:lang w:val="en-US"/>
         </w:rPr>
+        <w:lastRenderedPageBreak/>
         <w:t>Iterator:</w:t>
       </w:r>
     </w:p>
@@ -728,42 +778,9 @@
           <w:sz w:val="28"/>
           <w:szCs w:val="28"/>
         </w:rPr>
-        <w:t xml:space="preserve">Defines standard traversal methods like </w:t>
-      </w:r>
-      <w:proofErr w:type="gramStart"/>
-      <w:r>
-        <w:rPr>
-          <w:sz w:val="28"/>
-          <w:szCs w:val="28"/>
-        </w:rPr>
-        <w:t>first(</w:t>
-      </w:r>
-      <w:proofErr w:type="gramEnd"/>
-      <w:r>
-        <w:rPr>
-          <w:sz w:val="28"/>
-          <w:szCs w:val="28"/>
-        </w:rPr>
-        <w:t xml:space="preserve">), </w:t>
-      </w:r>
-      <w:proofErr w:type="gramStart"/>
-      <w:r>
-        <w:rPr>
-          <w:sz w:val="28"/>
-          <w:szCs w:val="28"/>
-        </w:rPr>
-        <w:t>next(</w:t>
-      </w:r>
-      <w:proofErr w:type="gramEnd"/>
-      <w:r>
-        <w:rPr>
-          <w:sz w:val="28"/>
-          <w:szCs w:val="28"/>
-        </w:rPr>
-        <w:t xml:space="preserve">), </w:t>
-      </w:r>
-      <w:proofErr w:type="spellStart"/>
-      <w:proofErr w:type="gramStart"/>
+        <w:t xml:space="preserve">Defines standard traversal methods like first(), next(), </w:t>
+      </w:r>
+      <w:proofErr w:type="spellStart"/>
       <w:r>
         <w:rPr>
           <w:sz w:val="28"/>
@@ -777,18 +794,9 @@
           <w:sz w:val="28"/>
           <w:szCs w:val="28"/>
         </w:rPr>
-        <w:t>(</w:t>
-      </w:r>
-      <w:proofErr w:type="gramEnd"/>
-      <w:r>
-        <w:rPr>
-          <w:sz w:val="28"/>
-          <w:szCs w:val="28"/>
-        </w:rPr>
-        <w:t xml:space="preserve">), and </w:t>
-      </w:r>
-      <w:proofErr w:type="spellStart"/>
-      <w:proofErr w:type="gramStart"/>
+        <w:t xml:space="preserve">(), and </w:t>
+      </w:r>
+      <w:proofErr w:type="spellStart"/>
       <w:r>
         <w:rPr>
           <w:sz w:val="28"/>
@@ -802,15 +810,7 @@
           <w:sz w:val="28"/>
           <w:szCs w:val="28"/>
         </w:rPr>
-        <w:t>(</w:t>
-      </w:r>
-      <w:proofErr w:type="gramEnd"/>
-      <w:r>
-        <w:rPr>
-          <w:sz w:val="28"/>
-          <w:szCs w:val="28"/>
-        </w:rPr>
-        <w:t>).</w:t>
+        <w:t>().</w:t>
       </w:r>
     </w:p>
     <w:p>
@@ -893,7 +893,6 @@
           <w:sz w:val="28"/>
           <w:szCs w:val="28"/>
         </w:rPr>
-        <w:lastRenderedPageBreak/>
         <w:t>Aggregate (</w:t>
       </w:r>
       <w:proofErr w:type="spellStart"/>
@@ -973,7 +972,6 @@
         <w:rPr>
           <w:sz w:val="28"/>
           <w:szCs w:val="28"/>
-          <w:lang w:val="en-US"/>
         </w:rPr>
       </w:pPr>
       <w:r>
@@ -1024,7 +1022,6 @@
         <w:t xml:space="preserve">. The engine can step through </w:t>
       </w:r>
       <w:proofErr w:type="spellStart"/>
-      <w:proofErr w:type="gramStart"/>
       <w:r>
         <w:rPr>
           <w:sz w:val="28"/>
@@ -1033,7 +1030,6 @@
         <w:t>iterator.next</w:t>
       </w:r>
       <w:proofErr w:type="spellEnd"/>
-      <w:proofErr w:type="gramEnd"/>
       <w:r>
         <w:rPr>
           <w:sz w:val="28"/>
@@ -1055,23 +1051,84 @@
           <w:sz w:val="28"/>
           <w:szCs w:val="28"/>
         </w:rPr>
-        <w:t xml:space="preserve"> Strategy, completely ignorant of how deeply nested the workflow structure </w:t>
-      </w:r>
-      <w:proofErr w:type="gramStart"/>
-      <w:r>
-        <w:rPr>
-          <w:sz w:val="28"/>
-          <w:szCs w:val="28"/>
-        </w:rPr>
-        <w:t>actually is</w:t>
-      </w:r>
-      <w:proofErr w:type="gramEnd"/>
-      <w:r>
-        <w:rPr>
-          <w:sz w:val="28"/>
-          <w:szCs w:val="28"/>
-        </w:rPr>
-        <w:t>.</w:t>
+        <w:t xml:space="preserve"> Strategy, completely ignorant of how deeply nested the workflow structure actually is.</w:t>
+      </w:r>
+    </w:p>
+    <w:p>
+      <w:pPr>
+        <w:rPr>
+          <w:sz w:val="28"/>
+          <w:szCs w:val="28"/>
+        </w:rPr>
+      </w:pPr>
+      <w:r>
+        <w:rPr>
+          <w:sz w:val="28"/>
+          <w:szCs w:val="28"/>
+        </w:rPr>
+        <w:t xml:space="preserve">What part of the design is expected to vary: The traversal algorithms used to navigate the workflow execution (e.g., finding the next available tasks versus auditing failed tasks) and the internal tree-like structure of nested </w:t>
+      </w:r>
+      <w:proofErr w:type="spellStart"/>
+      <w:r>
+        <w:rPr>
+          <w:sz w:val="28"/>
+          <w:szCs w:val="28"/>
+        </w:rPr>
+        <w:t>WorkFlowComponent</w:t>
+      </w:r>
+      <w:proofErr w:type="spellEnd"/>
+      <w:r>
+        <w:rPr>
+          <w:sz w:val="28"/>
+          <w:szCs w:val="28"/>
+        </w:rPr>
+        <w:t xml:space="preserve"> and Stage objects.</w:t>
+      </w:r>
+    </w:p>
+    <w:p>
+      <w:pPr>
+        <w:rPr>
+          <w:sz w:val="28"/>
+          <w:szCs w:val="28"/>
+          <w:lang w:val="en-US"/>
+        </w:rPr>
+      </w:pPr>
+      <w:r>
+        <w:rPr>
+          <w:sz w:val="28"/>
+          <w:szCs w:val="28"/>
+        </w:rPr>
+        <w:t xml:space="preserve">Why the selected pattern is appropriate: It prevents the Stage and </w:t>
+      </w:r>
+      <w:proofErr w:type="spellStart"/>
+      <w:r>
+        <w:rPr>
+          <w:sz w:val="28"/>
+          <w:szCs w:val="28"/>
+        </w:rPr>
+        <w:t>WorkItem</w:t>
+      </w:r>
+      <w:proofErr w:type="spellEnd"/>
+      <w:r>
+        <w:rPr>
+          <w:sz w:val="28"/>
+          <w:szCs w:val="28"/>
+        </w:rPr>
+        <w:t xml:space="preserve"> classes from being bloated with navigation logic. The engine can sequentially access specific tasks</w:t>
+      </w:r>
+      <w:r>
+        <w:rPr>
+          <w:sz w:val="28"/>
+          <w:szCs w:val="28"/>
+        </w:rPr>
+        <w:t xml:space="preserve"> </w:t>
+      </w:r>
+      <w:r>
+        <w:rPr>
+          <w:sz w:val="28"/>
+          <w:szCs w:val="28"/>
+        </w:rPr>
+        <w:t>without needing to understand or parse the underlying complexity of the nested composite tree.</w:t>
       </w:r>
     </w:p>
     <w:sectPr>
